--- a/handleidingen/Handleiding_coordinator_levertekorten.docx
+++ b/handleidingen/Handleiding_coordinator_levertekorten.docx
@@ -1094,7 +1094,7 @@
         <w:t xml:space="preserve">Bovenste tegels</w:t>
       </w:r>
       <w:r>
-        <w:t xml:space="preserve">: de lijst die nu wordt beoordeeld, en per beoordelaar de voortgang ("110 van 299 beoordeeld"), het aantal eigen voorstellen en wanneer diegene het laatst iets deed. Zo zie je wie je een herinnering kunt sturen.</w:t>
+        <w:t xml:space="preserve">: de lijst die nu wordt beoordeeld, en per beoordelaar de voortgang ("110 van 299 beoordeeld"), het aantal eigen voorstellen en wanneer diegene het laatst iets deed. Wie het verst achterloopt, krijgt een rode rand en de tekst “Loopt het verst achter”. Met ✉ Herinnering mailen opent een kant-en-klare mail in je eigen mailprogramma, met de voortgang en de link naar de app. Die mail verstuur je zelf; de app verstuurt niets.</w:t>
       </w:r>
     </w:p>
     <w:p>
@@ -1362,7 +1362,7 @@
         <w:spacing w:after="60"/>
       </w:pPr>
       <w:r>
-        <w:t xml:space="preserve">Vergist? Klik nogmaals op het gekozen besluit om het te wissen.</w:t>
+        <w:t xml:space="preserve">Vergist? Klik onder de knoppen op ✕ Besluit wissen. De regel staat dan weer open; een notitie blijft staan.</w:t>
       </w:r>
     </w:p>
     <w:p>
@@ -2216,7 +2216,7 @@
         <w:t xml:space="preserve">Back-up</w:t>
       </w:r>
       <w:r>
-        <w:t xml:space="preserve"> (rechtsboven): een JSON-bestand met alle oordelen, besluiten en de coördinatiegegevens. Handig als extra zekerheid.</w:t>
+        <w:t xml:space="preserve"> (rechtsboven): een JSON-bestand met alle oordelen, besluiten en de coördinatiegegevens. Niet verplicht, want alles staat al in de database: het is een extra kopie voor de zekerheid. Supabase maakt op het gratis plan zelf geen back-ups die je kunt downloaden. Maak er daarom een na elk paneloverleg en vóór elke publicatie. De knop staat ook onderaan het tabblad Export.</w:t>
       </w:r>
     </w:p>
     <w:p>

--- a/handleidingen/Handleiding_coordinator_levertekorten.docx
+++ b/handleidingen/Handleiding_coordinator_levertekorten.docx
@@ -1023,7 +1023,7 @@
       <w:r>
         <w:drawing>
           <wp:inline distT="0" distB="0" distL="0" distR="0">
-            <wp:extent cx="6096000" cy="4419600"/>
+            <wp:extent cx="6096000" cy="4473575"/>
             <wp:effectExtent t="0" r="0" b="0" l="0"/>
             <wp:docPr id="1" name="c02_overzicht.png" descr="Coördineren → Overzicht." title="Coördineren → Overzicht."/>
             <wp:cNvGraphicFramePr>
@@ -1048,7 +1048,7 @@
                   <pic:spPr bwMode="auto">
                     <a:xfrm>
                       <a:off x="0" y="0"/>
-                      <a:ext cx="6096000" cy="4419600"/>
+                      <a:ext cx="6096000" cy="4473575"/>
                     </a:xfrm>
                     <a:prstGeom prst="rect">
                       <a:avLst/>
@@ -1374,7 +1374,7 @@
       <w:r>
         <w:drawing>
           <wp:inline distT="0" distB="0" distL="0" distR="0">
-            <wp:extent cx="6096000" cy="1571625"/>
+            <wp:extent cx="6096000" cy="1024207"/>
             <wp:effectExtent t="0" r="0" b="0" l="0"/>
             <wp:docPr id="1" name="c04_besluit_vastgelegd.png" descr="Een vastgelegd besluit met notitie." title="Een vastgelegd besluit met notitie."/>
             <wp:cNvGraphicFramePr>
@@ -1399,7 +1399,7 @@
                   <pic:spPr bwMode="auto">
                     <a:xfrm>
                       <a:off x="0" y="0"/>
-                      <a:ext cx="6096000" cy="1571625"/>
+                      <a:ext cx="6096000" cy="1024207"/>
                     </a:xfrm>
                     <a:prstGeom prst="rect">
                       <a:avLst/>
@@ -1720,7 +1720,7 @@
       <w:r>
         <w:drawing>
           <wp:inline distT="0" distB="0" distL="0" distR="0">
-            <wp:extent cx="6096000" cy="3810000"/>
+            <wp:extent cx="6096000" cy="5057775"/>
             <wp:effectExtent t="0" r="0" b="0" l="0"/>
             <wp:docPr id="1" name="c07_export.png" descr="Coördineren → Export." title="Coördineren → Export."/>
             <wp:cNvGraphicFramePr>
@@ -1745,7 +1745,7 @@
                   <pic:spPr bwMode="auto">
                     <a:xfrm>
                       <a:off x="0" y="0"/>
-                      <a:ext cx="6096000" cy="3810000"/>
+                      <a:ext cx="6096000" cy="5057775"/>
                     </a:xfrm>
                     <a:prstGeom prst="rect">
                       <a:avLst/>

--- a/handleidingen/Handleiding_coordinator_levertekorten.docx
+++ b/handleidingen/Handleiding_coordinator_levertekorten.docx
@@ -2718,7 +2718,7 @@
               <w:t xml:space="preserve">Restore project</w:t>
             </w:r>
             <w:r>
-              <w:t xml:space="preserve"> (of vraag het aan Claude). De gegevens blijven bewaard.</w:t>
+              <w:t xml:space="preserve"> (of vraag het aan Claude). De gegevens blijven bewaard. Normaal voorkomt de workflow Database wakker houden op GitHub dit: die roept de database elke drie dagen aan. Lukt dat niet, dan krijg je een mail van GitHub. Let op: na 60 dagen zonder wijzigingen in de repository zet GitHub zo'n workflow uit (je krijgt vooraf een mail). Zet hem dan weer aan via Actions → Database wakker houden → Enable workflow.</w:t>
             </w:r>
           </w:p>
         </w:tc>

--- a/handleidingen/Handleiding_coordinator_levertekorten.docx
+++ b/handleidingen/Handleiding_coordinator_levertekorten.docx
@@ -364,7 +364,7 @@
               <w:t xml:space="preserve">Export</w:t>
             </w:r>
             <w:r>
-              <w:t xml:space="preserve">: laad de laatst gepubliceerde lijst, maak het laadbestand en het logboek.</w:t>
+              <w:t xml:space="preserve">: laad de gepubliceerde lijst, maak het laadbestand (alleen de nieuwe regels, voor OA), de volledige lijst (voor de volgende ronde) en het logboek.</w:t>
             </w:r>
           </w:p>
         </w:tc>
@@ -1111,7 +1111,7 @@
           <w:b/>
           <w:bCs/>
         </w:rPr>
-        <w:t xml:space="preserve">Gepubliceerde lijst (optioneel)</w:t>
+        <w:t xml:space="preserve">Gepubliceerde lijst</w:t>
       </w:r>
       <w:r>
         <w:t xml:space="preserve">: hier laad je de laatst gepubliceerde OA-lijst (zie hoofdstuk 7).</w:t>
@@ -1720,7 +1720,7 @@
       <w:r>
         <w:drawing>
           <wp:inline distT="0" distB="0" distL="0" distR="0">
-            <wp:extent cx="6096000" cy="5057775"/>
+            <wp:extent cx="6096000" cy="6800850"/>
             <wp:effectExtent t="0" r="0" b="0" l="0"/>
             <wp:docPr id="1" name="c07_export.png" descr="Coördineren → Export." title="Coördineren → Export."/>
             <wp:cNvGraphicFramePr>
@@ -1745,7 +1745,7 @@
                   <pic:spPr bwMode="auto">
                     <a:xfrm>
                       <a:off x="0" y="0"/>
-                      <a:ext cx="6096000" cy="5057775"/>
+                      <a:ext cx="6096000" cy="6800850"/>
                     </a:xfrm>
                     <a:prstGeom prst="rect">
                       <a:avLst/>
@@ -1779,12 +1779,32 @@
         <w:pStyle w:val="Heading2"/>
       </w:pPr>
       <w:r>
-        <w:t xml:space="preserve">Stap 1: laad de laatst gepubliceerde lijst</w:t>
-      </w:r>
-    </w:p>
-    <w:p>
-      <w:r>
-        <w:t xml:space="preserve">Klik in de tegel </w:t>
+        <w:t xml:space="preserve">Stap 1: laad de gepubliceerde lijst (de huidige tabel in OA)</w:t>
+      </w:r>
+    </w:p>
+    <w:p>
+      <w:r>
+        <w:t xml:space="preserve">OA </w:t>
+      </w:r>
+      <w:r>
+        <w:rPr>
+          <w:b/>
+          <w:bCs/>
+        </w:rPr>
+        <w:t xml:space="preserve">voegt</w:t>
+      </w:r>
+      <w:r>
+        <w:t xml:space="preserve"> een laadbestand </w:t>
+      </w:r>
+      <w:r>
+        <w:rPr>
+          <w:b/>
+          <w:bCs/>
+        </w:rPr>
+        <w:t xml:space="preserve">toe</w:t>
+      </w:r>
+      <w:r>
+        <w:t xml:space="preserve"> aan de bestaande tabel. Laad daarom eerst de laatst gepubliceerde lijst: klik in de tegel </w:t>
       </w:r>
       <w:r>
         <w:rPr>
@@ -1804,7 +1824,7 @@
         <w:t xml:space="preserve">Lijst laden…</w:t>
       </w:r>
       <w:r>
-        <w:t xml:space="preserve"> en kies het laatst gepubliceerde laadbestand, bijvoorbeeld </w:t>
+        <w:t xml:space="preserve"> en kies het bestand, bijvoorbeeld </w:t>
       </w:r>
       <w:r>
         <w:rPr>
@@ -1815,7 +1835,7 @@
         <w:t xml:space="preserve">alternatieve-prk-regels-20260916.csv</w:t>
       </w:r>
       <w:r>
-        <w:t xml:space="preserve">. Het nieuwe laadbestand bevat dan die lijst plus de nieuwe regels, zonder dubbelingen. Laad je niets, dan bevat het bestand alleen de nieuwe regels.</w:t>
+        <w:t xml:space="preserve">. De app ziet dan welke regels OA al heeft en zet die niet nog eens in het laadbestand. Laad je niets, dan kunnen regels dubbel in OA komen; de app waarschuwt daarvoor.</w:t>
       </w:r>
     </w:p>
     <w:p>
@@ -1827,7 +1847,7 @@
       <w:r>
         <w:drawing>
           <wp:inline distT="0" distB="0" distL="0" distR="0">
-            <wp:extent cx="2133600" cy="1266825"/>
+            <wp:extent cx="2133600" cy="1390703"/>
             <wp:effectExtent t="0" r="0" b="0" l="0"/>
             <wp:docPr id="1" name="c09_gepubliceerde_lijst.png" descr="De tegel om de gepubliceerde lijst te laden." title="De tegel om de gepubliceerde lijst te laden."/>
             <wp:cNvGraphicFramePr>
@@ -1852,7 +1872,7 @@
                   <pic:spPr bwMode="auto">
                     <a:xfrm>
                       <a:off x="0" y="0"/>
-                      <a:ext cx="2133600" cy="1266825"/>
+                      <a:ext cx="2133600" cy="1390703"/>
                     </a:xfrm>
                     <a:prstGeom prst="rect">
                       <a:avLst/>
@@ -1891,17 +1911,7 @@
         <w:spacing w:after="60"/>
       </w:pPr>
       <w:r>
-        <w:t xml:space="preserve">Gepubliceerde adviezen die het panel nu afwijst, </w:t>
-      </w:r>
-      <w:r>
-        <w:rPr>
-          <w:b/>
-          <w:bCs/>
-        </w:rPr>
-        <w:t xml:space="preserve">blijven standaard staan</w:t>
-      </w:r>
-      <w:r>
-        <w:t xml:space="preserve">. Op het tabblad Export kun je met een vinkje kiezen om ze eruit te halen.</w:t>
+        <w:t xml:space="preserve">De geladen lijst wordt bewaard in de database; je hoeft hem maar één keer te laden.</w:t>
       </w:r>
     </w:p>
     <w:p>
@@ -1914,7 +1924,27 @@
         <w:spacing w:after="60"/>
       </w:pPr>
       <w:r>
-        <w:t xml:space="preserve">De geladen lijst wordt bewaard in de database; je hoeft hem maar één keer te laden.</w:t>
+        <w:t xml:space="preserve">Gepubliceerde adviezen die het panel nu </w:t>
+      </w:r>
+      <w:r>
+        <w:rPr>
+          <w:b/>
+          <w:bCs/>
+        </w:rPr>
+        <w:t xml:space="preserve">afwijst</w:t>
+      </w:r>
+      <w:r>
+        <w:t xml:space="preserve">, kan een laadbestand niet weghalen. De app zet ze apart op het tabblad Export. Met </w:t>
+      </w:r>
+      <w:r>
+        <w:rPr>
+          <w:b/>
+          <w:bCs/>
+        </w:rPr>
+        <w:t xml:space="preserve">Lijst te verwijderen regels downloaden</w:t>
+      </w:r>
+      <w:r>
+        <w:t xml:space="preserve"> krijg je ze in hetzelfde formaat, om OA te vragen ze te verwijderen. Doe je dat, zet dan het vinkje aan; ze gaan dan ook uit de volledige lijst (stap 3).</w:t>
       </w:r>
     </w:p>
     <w:p>
@@ -1947,7 +1977,7 @@
         <w:t xml:space="preserve">Laadbestand maken…</w:t>
       </w:r>
       <w:r>
-        <w:t xml:space="preserve">. Je ziet eerst een samenvatting met het aantal regels en een voorbeeld. Klik op </w:t>
+        <w:t xml:space="preserve">. Je ziet eerst een samenvatting: hoeveel akkoord-regels er zijn, hoeveel daarvan OA al heeft (die worden overgeslagen) en hoeveel regels er in het bestand komen, met een voorbeeld. Klik op </w:t>
       </w:r>
       <w:r>
         <w:rPr>
@@ -1957,7 +1987,14 @@
         <w:t xml:space="preserve">Opslaan</w:t>
       </w:r>
       <w:r>
-        <w:t xml:space="preserve"> om het bestand te downloaden.</w:t>
+        <w:t xml:space="preserve"> om het bestand te downloaden. </w:t>
+      </w:r>
+      <w:r>
+        <w:rPr>
+          <w:b/>
+          <w:bCs/>
+        </w:rPr>
+        <w:t xml:space="preserve">Dit bestand stuur je naar OA.</w:t>
       </w:r>
     </w:p>
     <w:p>
@@ -2168,7 +2205,17 @@
         <w:spacing w:after="60"/>
       </w:pPr>
       <w:r>
-        <w:t xml:space="preserve">alleen eindstatus Akkoord (inclusief besluiten na overleg en aangenomen voorstellen), per tekort in cascadevolgorde.</w:t>
+        <w:t xml:space="preserve">alleen </w:t>
+      </w:r>
+      <w:r>
+        <w:rPr>
+          <w:b/>
+          <w:bCs/>
+        </w:rPr>
+        <w:t xml:space="preserve">nieuwe</w:t>
+      </w:r>
+      <w:r>
+        <w:t xml:space="preserve"> regels: eindstatus Akkoord (inclusief besluiten na overleg en aangenomen voorstellen) en nog niet in de gepubliceerde lijst; per tekort in cascadevolgorde.</w:t>
       </w:r>
     </w:p>
     <w:p>
@@ -2176,6 +2223,50 @@
         <w:pStyle w:val="Heading2"/>
       </w:pPr>
       <w:r>
+        <w:t xml:space="preserve">Stap 3: bewaar de volledige lijst voor de volgende ronde</w:t>
+      </w:r>
+    </w:p>
+    <w:p>
+      <w:r>
+        <w:t xml:space="preserve">Klik op </w:t>
+      </w:r>
+      <w:r>
+        <w:rPr>
+          <w:b/>
+          <w:bCs/>
+        </w:rPr>
+        <w:t xml:space="preserve">Volledige lijst maken…</w:t>
+      </w:r>
+      <w:r>
+        <w:t xml:space="preserve"> (alleen zichtbaar als er een gepubliceerde lijst is geladen). Dat bestand, </w:t>
+      </w:r>
+      <w:r>
+        <w:rPr>
+          <w:rFonts w:ascii="Consolas" w:cs="Consolas" w:eastAsia="Consolas" w:hAnsi="Consolas"/>
+          <w:sz w:val="19"/>
+          <w:szCs w:val="19"/>
+        </w:rPr>
+        <w:t xml:space="preserve">alternatieve-prk-regels-volledig-&lt;jjjjmmdd&gt;.csv</w:t>
+      </w:r>
+      <w:r>
+        <w:t xml:space="preserve">, bevat de gepubliceerde lijst plus de nieuwe regels: zo ziet de tabel in OA eruit nadat het laadbestand is toegevoegd. </w:t>
+      </w:r>
+      <w:r>
+        <w:rPr>
+          <w:b/>
+          <w:bCs/>
+        </w:rPr>
+        <w:t xml:space="preserve">Stuur het niet naar OA.</w:t>
+      </w:r>
+      <w:r>
+        <w:t xml:space="preserve"> Bewaar het en laad het in de volgende ronde bij stap 1 als gepubliceerde lijst.</w:t>
+      </w:r>
+    </w:p>
+    <w:p>
+      <w:pPr>
+        <w:pStyle w:val="Heading2"/>
+      </w:pPr>
+      <w:r>
         <w:t xml:space="preserve">Logboek en back-up</w:t>
       </w:r>
     </w:p>
@@ -2196,7 +2287,7 @@
         <w:t xml:space="preserve">Logboek exporteren</w:t>
       </w:r>
       <w:r>
-        <w:t xml:space="preserve"> (tabblad Export): een Excel-bestand met per regel alle oordelen en toelichtingen, de uitkomst, het besluit na overleg en of de regel in het laadbestand staat, plus de voorstellen. Bewaar dit bij elke publicatie.</w:t>
+        <w:t xml:space="preserve"> (tabblad Export): een Excel-bestand met per regel alle oordelen en toelichtingen, de uitkomst, het besluit na overleg en of de regel in het laadbestand staat (ja, al gepubliceerd of nee), plus de voorstellen. Op aparte tabbladen staan het laadbestand en de volledige lijst. Bewaar dit bij elke publicatie.</w:t>
       </w:r>
     </w:p>
     <w:p>
@@ -3716,7 +3807,7 @@
         <w:spacing w:after="60"/>
       </w:pPr>
       <w:r>
-        <w:t xml:space="preserve">Laatst gepubliceerde lijst geladen; laadbestand gemaakt en gecontroleerd in de samenvatting.</w:t>
+        <w:t xml:space="preserve">Laatst gepubliceerde lijst geladen; laadbestand gemaakt, gecontroleerd in de samenvatting en naar OA gestuurd; volledige lijst bewaard voor de volgende ronde.</w:t>
       </w:r>
     </w:p>
     <w:p>

--- a/handleidingen/Handleiding_coordinator_levertekorten.docx
+++ b/handleidingen/Handleiding_coordinator_levertekorten.docx
@@ -1720,7 +1720,7 @@
       <w:r>
         <w:drawing>
           <wp:inline distT="0" distB="0" distL="0" distR="0">
-            <wp:extent cx="6096000" cy="6800850"/>
+            <wp:extent cx="6096000" cy="6550025"/>
             <wp:effectExtent t="0" r="0" b="0" l="0"/>
             <wp:docPr id="1" name="c07_export.png" descr="Coördineren → Export." title="Coördineren → Export."/>
             <wp:cNvGraphicFramePr>
@@ -1745,7 +1745,7 @@
                   <pic:spPr bwMode="auto">
                     <a:xfrm>
                       <a:off x="0" y="0"/>
-                      <a:ext cx="6096000" cy="6800850"/>
+                      <a:ext cx="6096000" cy="6550025"/>
                     </a:xfrm>
                     <a:prstGeom prst="rect">
                       <a:avLst/>
@@ -1934,17 +1934,7 @@
         <w:t xml:space="preserve">afwijst</w:t>
       </w:r>
       <w:r>
-        <w:t xml:space="preserve">, kan een laadbestand niet weghalen. De app zet ze apart op het tabblad Export. Met </w:t>
-      </w:r>
-      <w:r>
-        <w:rPr>
-          <w:b/>
-          <w:bCs/>
-        </w:rPr>
-        <w:t xml:space="preserve">Lijst te verwijderen regels downloaden</w:t>
-      </w:r>
-      <w:r>
-        <w:t xml:space="preserve"> krijg je ze in hetzelfde formaat, om OA te vragen ze te verwijderen. Doe je dat, zet dan het vinkje aan; ze gaan dan ook uit de volledige lijst (stap 3).</w:t>
+        <w:t xml:space="preserve">, blijven in OA staan: OA kan geen regels verwijderen en een laadbestand voegt alleen toe. De app toont ze apart op het tabblad Export. Ze staan ook in de volledige lijst (stap 3).</w:t>
       </w:r>
     </w:p>
     <w:p>
@@ -1995,6 +1985,9 @@
           <w:bCs/>
         </w:rPr>
         <w:t xml:space="preserve">Dit bestand stuur je naar OA.</w:t>
+      </w:r>
+      <w:r>
+        <w:t xml:space="preserve"> OA kan regels daarna niet meer verwijderen; controleer het bestand dus goed voordat je het verstuurt.</w:t>
       </w:r>
     </w:p>
     <w:p>

--- a/handleidingen/Handleiding_coordinator_levertekorten.docx
+++ b/handleidingen/Handleiding_coordinator_levertekorten.docx
@@ -972,6 +972,28 @@
       </w:r>
     </w:p>
     <w:p>
+      <w:r>
+        <w:rPr>
+          <w:b/>
+          <w:bCs/>
+        </w:rPr>
+        <w:t xml:space="preserve">Regels die al in OA staan</w:t>
+      </w:r>
+      <w:r>
+        <w:t xml:space="preserve"> (niveau "Al gepubliceerd (…)" in de lijst) beoordeelt het panel niet: OA kan geen adviezen verwijderen, dus een oordeel verandert er niets aan. De beoordelaars zien ze ter informatie bij het tekort. Ze krijgen de status </w:t>
+      </w:r>
+      <w:r>
+        <w:rPr>
+          <w:b/>
+          <w:bCs/>
+        </w:rPr>
+        <w:t xml:space="preserve">Staat al in OA</w:t>
+      </w:r>
+      <w:r>
+        <w:t xml:space="preserve">, tellen niet mee in de voortgang ("… van 255 beoordeeld") en komen niet in het laadbestand. Nieuwe alternatieven bij zo'n tekort worden wel beoordeeld en, bij Akkoord, aan het advies in OA toegevoegd (achter de adviezen die er al staan).</w:t>
+      </w:r>
+    </w:p>
+    <w:p>
       <w:pPr>
         <w:pStyle w:val="Heading1"/>
       </w:pPr>
@@ -1094,7 +1116,7 @@
         <w:t xml:space="preserve">Bovenste tegels</w:t>
       </w:r>
       <w:r>
-        <w:t xml:space="preserve">: de lijst die nu wordt beoordeeld, en per beoordelaar de voortgang ("110 van 299 beoordeeld"), het aantal eigen voorstellen en wanneer diegene het laatst iets deed. Wie het verst achterloopt, krijgt een rode rand en de tekst “Loopt het verst achter”. Met ✉ Herinnering mailen opent een kant-en-klare mail in je eigen mailprogramma, met de voortgang en de link naar de app. Die mail verstuur je zelf; de app verstuurt niets.</w:t>
+        <w:t xml:space="preserve">: de lijst die nu wordt beoordeeld, en per beoordelaar de voortgang ("110 van 255 beoordeeld"), het aantal eigen voorstellen en wanneer diegene het laatst iets deed. Wie het verst achterloopt, krijgt een rode rand en de tekst “Loopt het verst achter”. Met ✉ Herinnering mailen opent een kant-en-klare mail in je eigen mailprogramma, met de voortgang en de link naar de app. Die mail verstuur je zelf; de app verstuurt niets.</w:t>
       </w:r>
     </w:p>
     <w:p>
@@ -1720,7 +1742,7 @@
       <w:r>
         <w:drawing>
           <wp:inline distT="0" distB="0" distL="0" distR="0">
-            <wp:extent cx="6096000" cy="6550025"/>
+            <wp:extent cx="6096000" cy="6096000"/>
             <wp:effectExtent t="0" r="0" b="0" l="0"/>
             <wp:docPr id="1" name="c07_export.png" descr="Coördineren → Export." title="Coördineren → Export."/>
             <wp:cNvGraphicFramePr>
@@ -1745,7 +1767,7 @@
                   <pic:spPr bwMode="auto">
                     <a:xfrm>
                       <a:off x="0" y="0"/>
-                      <a:ext cx="6096000" cy="6550025"/>
+                      <a:ext cx="6096000" cy="6096000"/>
                     </a:xfrm>
                     <a:prstGeom prst="rect">
                       <a:avLst/>
@@ -3787,7 +3809,7 @@
         <w:spacing w:after="60"/>
       </w:pPr>
       <w:r>
-        <w:t xml:space="preserve">Alle beoordelaars op (bijna) 299 van 299; geen open Bespreken-regels en voorstellen meer.</w:t>
+        <w:t xml:space="preserve">Alle beoordelaars op (bijna) 255 van 255; geen open Bespreken-regels en voorstellen meer.</w:t>
       </w:r>
     </w:p>
     <w:p>

--- a/handleidingen/Handleiding_coordinator_levertekorten.docx
+++ b/handleidingen/Handleiding_coordinator_levertekorten.docx
@@ -1723,6 +1723,98 @@
           <w:szCs w:val="18"/>
         </w:rPr>
         <w:t xml:space="preserve">Afbeelding 6. Coördineren → Alle regels.</w:t>
+      </w:r>
+    </w:p>
+    <w:p>
+      <w:pPr>
+        <w:pStyle w:val="Heading2"/>
+      </w:pPr>
+      <w:r>
+        <w:t xml:space="preserve">Opzoeken: staat een product in de lijst of al in OA?</w:t>
+      </w:r>
+    </w:p>
+    <w:p>
+      <w:r>
+        <w:t xml:space="preserve">Krijg je de vraag of een product al in de advieslijst zit of nog beoordeeld wordt, gebruik dan het tabblad </w:t>
+      </w:r>
+      <w:r>
+        <w:rPr>
+          <w:b/>
+          <w:bCs/>
+        </w:rPr>
+        <w:t xml:space="preserve">Opzoeken</w:t>
+      </w:r>
+      <w:r>
+        <w:t xml:space="preserve">. Zoek op naam, merknaam, PRK of ZI-nummer (bijvoorbeeld "tramadol druppels", "xarelto" of "14761718"). Per product zie je:</w:t>
+      </w:r>
+    </w:p>
+    <w:p>
+      <w:pPr>
+        <w:pStyle w:val="ListParagraph"/>
+        <w:numPr>
+          <w:ilvl w:val="0"/>
+          <w:numId w:val="2"/>
+        </w:numPr>
+        <w:spacing w:after="60"/>
+      </w:pPr>
+      <w:r>
+        <w:t xml:space="preserve">of het een </w:t>
+      </w:r>
+      <w:r>
+        <w:rPr>
+          <w:b/>
+          <w:bCs/>
+        </w:rPr>
+        <w:t xml:space="preserve">tekort in de huidige lijst</w:t>
+      </w:r>
+      <w:r>
+        <w:t xml:space="preserve"> is, met prio, voorraad en per alternatief de stand van het panel (Akkoord, Bespreken, Onvolledig enzovoort);</w:t>
+      </w:r>
+    </w:p>
+    <w:p>
+      <w:pPr>
+        <w:pStyle w:val="ListParagraph"/>
+        <w:numPr>
+          <w:ilvl w:val="0"/>
+          <w:numId w:val="2"/>
+        </w:numPr>
+        <w:spacing w:after="60"/>
+      </w:pPr>
+      <w:r>
+        <w:t xml:space="preserve">of het in de huidige lijst als </w:t>
+      </w:r>
+      <w:r>
+        <w:rPr>
+          <w:b/>
+          <w:bCs/>
+        </w:rPr>
+        <w:t xml:space="preserve">alternatief</w:t>
+      </w:r>
+      <w:r>
+        <w:t xml:space="preserve"> bij een ander tekort staat, en eventuele voorstellen van het panel;</w:t>
+      </w:r>
+    </w:p>
+    <w:p>
+      <w:pPr>
+        <w:pStyle w:val="ListParagraph"/>
+        <w:numPr>
+          <w:ilvl w:val="0"/>
+          <w:numId w:val="2"/>
+        </w:numPr>
+        <w:spacing w:after="60"/>
+      </w:pPr>
+      <w:r>
+        <w:t xml:space="preserve">of er </w:t>
+      </w:r>
+      <w:r>
+        <w:rPr>
+          <w:b/>
+          <w:bCs/>
+        </w:rPr>
+        <w:t xml:space="preserve">al een advies in OA</w:t>
+      </w:r>
+      <w:r>
+        <w:t xml:space="preserve"> staat voor dit product, en of het in OA als alternatief bij een ander product staat. Dat laatste kan alleen als de gepubliceerde lijst is geladen (tegel bovenaan).</w:t>
       </w:r>
     </w:p>
     <w:p>

--- a/handleidingen/Handleiding_coordinator_levertekorten.docx
+++ b/handleidingen/Handleiding_coordinator_levertekorten.docx
@@ -1819,14 +1819,6 @@
     </w:p>
     <w:p>
       <w:pPr>
-        <w:pStyle w:val="Heading1"/>
-      </w:pPr>
-      <w:r>
-        <w:t xml:space="preserve">7. Export: het laadbestand en het logboek</w:t>
-      </w:r>
-    </w:p>
-    <w:p>
-      <w:pPr>
         <w:keepNext/>
         <w:spacing w:after="60" w:before="160"/>
         <w:jc w:val="center"/>
@@ -1834,7 +1826,78 @@
       <w:r>
         <w:drawing>
           <wp:inline distT="0" distB="0" distL="0" distR="0">
-            <wp:extent cx="6096000" cy="6096000"/>
+            <wp:extent cx="6096000" cy="5006975"/>
+            <wp:effectExtent t="0" r="0" b="0" l="0"/>
+            <wp:docPr id="2" name="c07-opzoeken.png" descr="Coördineren → Opzoeken: hier &quot;tramadol druppels&quot;, met per alternatief de stand van het panel en of er al een advies in OA staat." title="Coördineren → Opzoeken: hier &quot;tramadol druppels&quot;, met per alternatief de stand van het panel en of er al een advies in OA staat."/>
+            <wp:cNvGraphicFramePr>
+              <a:graphicFrameLocks xmlns:a="http://schemas.openxmlformats.org/drawingml/2006/main" noChangeAspect="1"/>
+            </wp:cNvGraphicFramePr>
+            <a:graphic xmlns:a="http://schemas.openxmlformats.org/drawingml/2006/main">
+              <a:graphicData uri="http://schemas.openxmlformats.org/drawingml/2006/picture">
+                <pic:pic xmlns:pic="http://schemas.openxmlformats.org/drawingml/2006/picture">
+                  <pic:nvPicPr>
+                    <pic:cNvPr id="0" name="" descr=""/>
+                    <pic:cNvPicPr>
+                      <a:picLocks noChangeAspect="1" noChangeArrowheads="1"/>
+                    </pic:cNvPicPr>
+                  </pic:nvPicPr>
+                  <pic:blipFill>
+                    <a:blip r:embed="rId19" cstate="none"/>
+                    <a:srcRect/>
+                    <a:stretch>
+                      <a:fillRect/>
+                    </a:stretch>
+                  </pic:blipFill>
+                  <pic:spPr bwMode="auto">
+                    <a:xfrm>
+                      <a:off x="0" y="0"/>
+                      <a:ext cx="6096000" cy="5006975"/>
+                    </a:xfrm>
+                    <a:prstGeom prst="rect">
+                      <a:avLst/>
+                    </a:prstGeom>
+                  </pic:spPr>
+                </pic:pic>
+              </a:graphicData>
+            </a:graphic>
+          </wp:inline>
+        </w:drawing>
+      </w:r>
+    </w:p>
+    <w:p>
+      <w:pPr>
+        <w:spacing w:after="220"/>
+        <w:jc w:val="center"/>
+      </w:pPr>
+      <w:r>
+        <w:rPr>
+          <w:i/>
+          <w:iCs/>
+          <w:color w:val="595959"/>
+          <w:sz w:val="18"/>
+          <w:szCs w:val="18"/>
+        </w:rPr>
+        <w:t xml:space="preserve">Afbeelding 7. Coördineren → Opzoeken: hier "tramadol druppels", met per alternatief de stand van het panel en of er al een advies in OA staat.</w:t>
+      </w:r>
+    </w:p>
+    <w:p>
+      <w:pPr>
+        <w:pStyle w:val="Heading1"/>
+      </w:pPr>
+      <w:r>
+        <w:t xml:space="preserve">7. Export: het laadbestand en het logboek</w:t>
+      </w:r>
+    </w:p>
+    <w:p>
+      <w:pPr>
+        <w:keepNext/>
+        <w:spacing w:after="60" w:before="160"/>
+        <w:jc w:val="center"/>
+      </w:pPr>
+      <w:r>
+        <w:drawing>
+          <wp:inline distT="0" distB="0" distL="0" distR="0">
+            <wp:extent cx="6096000" cy="6169025"/>
             <wp:effectExtent t="0" r="0" b="0" l="0"/>
             <wp:docPr id="1" name="c07_export.png" descr="Coördineren → Export." title="Coördineren → Export."/>
             <wp:cNvGraphicFramePr>
@@ -1859,7 +1922,7 @@
                   <pic:spPr bwMode="auto">
                     <a:xfrm>
                       <a:off x="0" y="0"/>
-                      <a:ext cx="6096000" cy="6096000"/>
+                      <a:ext cx="6096000" cy="6169025"/>
                     </a:xfrm>
                     <a:prstGeom prst="rect">
                       <a:avLst/>
@@ -1885,7 +1948,7 @@
           <w:sz w:val="18"/>
           <w:szCs w:val="18"/>
         </w:rPr>
-        <w:t xml:space="preserve">Afbeelding 7. Coördineren → Export.</w:t>
+        <w:t xml:space="preserve">Afbeelding 8. Coördineren → Export.</w:t>
       </w:r>
     </w:p>
     <w:p>
@@ -1961,7 +2024,7 @@
       <w:r>
         <w:drawing>
           <wp:inline distT="0" distB="0" distL="0" distR="0">
-            <wp:extent cx="2133600" cy="1390703"/>
+            <wp:extent cx="2133600" cy="1331271"/>
             <wp:effectExtent t="0" r="0" b="0" l="0"/>
             <wp:docPr id="1" name="c09_gepubliceerde_lijst.png" descr="De tegel om de gepubliceerde lijst te laden." title="De tegel om de gepubliceerde lijst te laden."/>
             <wp:cNvGraphicFramePr>
@@ -1986,7 +2049,7 @@
                   <pic:spPr bwMode="auto">
                     <a:xfrm>
                       <a:off x="0" y="0"/>
-                      <a:ext cx="2133600" cy="1390703"/>
+                      <a:ext cx="2133600" cy="1331271"/>
                     </a:xfrm>
                     <a:prstGeom prst="rect">
                       <a:avLst/>
@@ -2012,7 +2075,7 @@
           <w:sz w:val="18"/>
           <w:szCs w:val="18"/>
         </w:rPr>
-        <w:t xml:space="preserve">Afbeelding 8. De tegel om de gepubliceerde lijst te laden.</w:t>
+        <w:t xml:space="preserve">Afbeelding 9. De tegel om de gepubliceerde lijst te laden.</w:t>
       </w:r>
     </w:p>
     <w:p>
@@ -2164,7 +2227,7 @@
           <w:sz w:val="18"/>
           <w:szCs w:val="18"/>
         </w:rPr>
-        <w:t xml:space="preserve">Afbeelding 9. De samenvatting vóór het opslaan van het laadbestand.</w:t>
+        <w:t xml:space="preserve">Afbeelding 10. De samenvatting vóór het opslaan van het laadbestand.</w:t>
       </w:r>
     </w:p>
     <w:tbl>
